--- a/text/part1/11OnTerraceENAI.docx
+++ b/text/part1/11OnTerraceENAI.docx
@@ -1,6 +1,6 @@
 
 <file path=word/document.xml><?xml version="1.0" encoding="utf-8"?>
-<w:document xmlns:wpc="http://schemas.microsoft.com/office/word/2010/wordprocessingCanvas" xmlns:cx="http://schemas.microsoft.com/office/drawing/2014/chartex" xmlns:cx1="http://schemas.microsoft.com/office/drawing/2015/9/8/chartex" xmlns:cx2="http://schemas.microsoft.com/office/drawing/2015/10/21/chartex" xmlns:cx3="http://schemas.microsoft.com/office/drawing/2016/5/9/chartex" xmlns:cx4="http://schemas.microsoft.com/office/drawing/2016/5/10/chartex" xmlns:cx5="http://schemas.microsoft.com/office/drawing/2016/5/11/chartex" xmlns:cx6="http://schemas.microsoft.com/office/drawing/2016/5/12/chartex" xmlns:cx7="http://schemas.microsoft.com/office/drawing/2016/5/13/chartex" xmlns:cx8="http://schemas.microsoft.com/office/drawing/2016/5/14/chartex" xmlns:mc="http://schemas.openxmlformats.org/markup-compatibility/2006" xmlns:aink="http://schemas.microsoft.com/office/drawing/2016/ink" xmlns:am3d="http://schemas.microsoft.com/office/drawing/2017/model3d" xmlns:o="urn:schemas-microsoft-com:office:office" xmlns:oel="http://schemas.microsoft.com/office/2019/extlst" xmlns:r="http://schemas.openxmlformats.org/officeDocument/2006/relationships" xmlns:m="http://schemas.openxmlformats.org/officeDocument/2006/math" xmlns:v="urn:schemas-microsoft-com:vml" xmlns:wp14="http://schemas.microsoft.com/office/word/2010/wordprocessingDrawing" xmlns:wp="http://schemas.openxmlformats.org/drawingml/2006/wordprocessingDrawing" xmlns:w10="urn:schemas-microsoft-com:office:word" xmlns:w="http://schemas.openxmlformats.org/wordprocessingml/2006/main" xmlns:w14="http://schemas.microsoft.com/office/word/2010/wordml" xmlns:w15="http://schemas.microsoft.com/office/word/2012/wordml" xmlns:w16cei="http://schemas.microsoft.com/office/word/2026/wordml/cei" xmlns:w16cex="http://schemas.microsoft.com/office/word/2018/wordml/cex" xmlns:w16cid="http://schemas.microsoft.com/office/word/2016/wordml/cid" xmlns:w16="http://schemas.microsoft.com/office/word/2018/wordml" xmlns:w16du="http://schemas.microsoft.com/office/word/2023/wordml/word16du" xmlns:w16sdtdh="http://schemas.microsoft.com/office/word/2020/wordml/sdtdatahash" xmlns:w16sdtfl="http://schemas.microsoft.com/office/word/2024/wordml/sdtformatlock" xmlns:w16se="http://schemas.microsoft.com/office/word/2015/wordml/symex" xmlns:wpg="http://schemas.microsoft.com/office/word/2010/wordprocessingGroup" xmlns:wpi="http://schemas.microsoft.com/office/word/2010/wordprocessingInk" xmlns:wne="http://schemas.microsoft.com/office/word/2006/wordml" xmlns:wps="http://schemas.microsoft.com/office/word/2010/wordprocessingShape" mc:Ignorable="w14 w15 w16se w16cid w16 w16cex w16sdtdh w16sdtfl w16du wp14">
+<w:document xmlns:wpc="http://schemas.microsoft.com/office/word/2010/wordprocessingCanvas" xmlns:cx="http://schemas.microsoft.com/office/drawing/2014/chartex" xmlns:cx1="http://schemas.microsoft.com/office/drawing/2015/9/8/chartex" xmlns:cx2="http://schemas.microsoft.com/office/drawing/2015/10/21/chartex" xmlns:cx3="http://schemas.microsoft.com/office/drawing/2016/5/9/chartex" xmlns:cx4="http://schemas.microsoft.com/office/drawing/2016/5/10/chartex" xmlns:cx5="http://schemas.microsoft.com/office/drawing/2016/5/11/chartex" xmlns:cx6="http://schemas.microsoft.com/office/drawing/2016/5/12/chartex" xmlns:cx7="http://schemas.microsoft.com/office/drawing/2016/5/13/chartex" xmlns:cx8="http://schemas.microsoft.com/office/drawing/2016/5/14/chartex" xmlns:mc="http://schemas.openxmlformats.org/markup-compatibility/2006" xmlns:aink="http://schemas.microsoft.com/office/drawing/2016/ink" xmlns:am3d="http://schemas.microsoft.com/office/drawing/2017/model3d" xmlns:o="urn:schemas-microsoft-com:office:office" xmlns:oel="http://schemas.microsoft.com/office/2019/extlst" xmlns:r="http://schemas.openxmlformats.org/officeDocument/2006/relationships" xmlns:m="http://schemas.openxmlformats.org/officeDocument/2006/math" xmlns:v="urn:schemas-microsoft-com:vml" xmlns:wp14="http://schemas.microsoft.com/office/word/2010/wordprocessingDrawing" xmlns:wp="http://schemas.openxmlformats.org/drawingml/2006/wordprocessingDrawing" xmlns:w10="urn:schemas-microsoft-com:office:word" xmlns:w="http://schemas.openxmlformats.org/wordprocessingml/2006/main" xmlns:w14="http://schemas.microsoft.com/office/word/2010/wordml" xmlns:w15="http://schemas.microsoft.com/office/word/2012/wordml" xmlns:w16cex="http://schemas.microsoft.com/office/word/2018/wordml/cex" xmlns:w16cid="http://schemas.microsoft.com/office/word/2016/wordml/cid" xmlns:w16="http://schemas.microsoft.com/office/word/2018/wordml" xmlns:w16du="http://schemas.microsoft.com/office/word/2023/wordml/word16du" xmlns:w16sdtdh="http://schemas.microsoft.com/office/word/2020/wordml/sdtdatahash" xmlns:w16sdtfl="http://schemas.microsoft.com/office/word/2024/wordml/sdtformatlock" xmlns:w16se="http://schemas.microsoft.com/office/word/2015/wordml/symex" xmlns:wpg="http://schemas.microsoft.com/office/word/2010/wordprocessingGroup" xmlns:wpi="http://schemas.microsoft.com/office/word/2010/wordprocessingInk" xmlns:wne="http://schemas.microsoft.com/office/word/2006/wordml" xmlns:wps="http://schemas.microsoft.com/office/word/2010/wordprocessingShape" mc:Ignorable="w14 w15 w16se w16cid w16 w16cex w16sdtdh w16sdtfl w16du wp14">
   <w:body>
     <w:p>
       <w:pPr>
@@ -155,7 +155,27 @@
     </w:p>
     <w:p>
       <w:r>
-        <w:t>Looking around, I saw other serving girls attending to my companions and placing platters of appetizers and pitchers of wine on the central table.</w:t>
+        <w:t>Looking around, I saw that two other serving girls were attending to my companions while also placing platters of appetizers and pitchers of wine on the table before us.</w:t>
+      </w:r>
+    </w:p>
+    <w:p>
+      <w:r>
+        <w:t>The girls differed noticeably in appearance. The second was very young, dark-skinned, and exceptionally slender, with delicate features. The third looked somewhat older: olive-skinned and dark-haired, with expressive features and a full, attractive figure.</w:t>
+      </w:r>
+    </w:p>
+    <w:p>
+      <w:r>
+        <w:t>And yet, despite how different all three women looked, there was clearly something they had in common.</w:t>
+      </w:r>
+    </w:p>
+    <w:p>
+      <w:r>
+        <w:t>I realized almost at once what it was.</w:t>
+      </w:r>
+    </w:p>
+    <w:p>
+      <w:r>
+        <w:t>A playful flirtatiousness that showed in both their appearance and their manner.</w:t>
       </w:r>
     </w:p>
     <w:p>
@@ -230,12 +250,12 @@
     </w:p>
     <w:p>
       <w:r>
-        <w:t>Standing behind Augusto's chair, her hands resting on its back, was a stately and attractive middle-aged woman.</w:t>
-      </w:r>
-    </w:p>
-    <w:p>
-      <w:r>
-        <w:t>Her turquoise velvet dress and ash-colored coiffure were noticeably more refined than the attire of the serving girls.</w:t>
+        <w:t>I turned my head almost involuntarily and saw a stately, attractive middle-aged woman standing behind Augusto’s chair, her hands resting on its back.</w:t>
+      </w:r>
+    </w:p>
+    <w:p>
+      <w:r>
+        <w:t>Her skin was smooth, with a warm bronze tone that seemed to catch the light like polished metal. Her turquoise velvet dress and ash-colored hair, arranged in an elegant coiffure, were noticeably more refined than the attire of the serving girls.</w:t>
       </w:r>
     </w:p>
     <w:p>
@@ -245,6 +265,7 @@
     </w:p>
     <w:p>
       <w:r>
+        <w:lastRenderedPageBreak/>
         <w:t>I immediately looked away, trying not to betray my embarrassment at having inadvertently witnessed something private.</w:t>
       </w:r>
     </w:p>
@@ -265,7 +286,6 @@
     </w:p>
     <w:p>
       <w:r>
-        <w:lastRenderedPageBreak/>
         <w:t>There was nothing servile in her manner.</w:t>
       </w:r>
     </w:p>
@@ -403,6 +423,7 @@
     </w:p>
     <w:p>
       <w:r>
+        <w:lastRenderedPageBreak/>
         <w:t>The last question carried an unmistakable double meaning.</w:t>
       </w:r>
     </w:p>
@@ -440,127 +461,127 @@
     </w:p>
     <w:p>
       <w:r>
+        <w:t>The thought helped restore my composure.</w:t>
+      </w:r>
+    </w:p>
+    <w:p>
+      <w:r>
+        <w:t>I took a deep breath and looked around.</w:t>
+      </w:r>
+    </w:p>
+    <w:p>
+      <w:r>
+        <w:t>Meanwhile, Augusto was asking Meyron another question.</w:t>
+      </w:r>
+    </w:p>
+    <w:p>
+      <w:r>
+        <w:t>“Could it be someone local? Your prince, for example? Or one of his neighbors?”</w:t>
+      </w:r>
+    </w:p>
+    <w:p>
+      <w:r>
+        <w:t>“I would know,” Meyron replied without hesitation. “If Ungert had decided to undertake something like that, he would certainly have told me. Either to boast about it or to ask my advice.”</w:t>
+      </w:r>
+    </w:p>
+    <w:p>
+      <w:r>
+        <w:t>“And if one of his neighbors were responsible, his people would have reported it to him—and again, he would have come to me.”</w:t>
+      </w:r>
+    </w:p>
+    <w:p>
+      <w:r>
+        <w:t>I remembered Augusto mentioning the close friendship between Meyron and the prince who ruled these lands.</w:t>
+      </w:r>
+    </w:p>
+    <w:p>
+      <w:r>
+        <w:t>Apparently, that had been no exaggeration.</w:t>
+      </w:r>
+    </w:p>
+    <w:p>
+      <w:r>
+        <w:t>I heard light footsteps behind me again, and a cup of tea appeared on a saucer on my side table.</w:t>
+      </w:r>
+    </w:p>
+    <w:p>
+      <w:r>
+        <w:t>I picked it up and took a sip.</w:t>
+      </w:r>
+    </w:p>
+    <w:p>
+      <w:r>
+        <w:t>It was exactly the way I wanted it—just the right temperature, with exactly the right amount of milk and sugar.</w:t>
+      </w:r>
+    </w:p>
+    <w:p>
+      <w:r>
+        <w:t>I turned and gave the serving girl a grateful nod.</w:t>
+      </w:r>
+    </w:p>
+    <w:p>
+      <w:r>
+        <w:t>She smiled, bowed, and withdrew.</w:t>
+      </w:r>
+    </w:p>
+    <w:p>
+      <w:r>
+        <w:t>“And there’s something else,” Meyron continued thoughtfully. “The interest isn’t limited to gemstones. There has also been interest in magical artifacts.”</w:t>
+      </w:r>
+    </w:p>
+    <w:p>
+      <w:r>
+        <w:t>“As recently as yesterday, someone was asking about the Emerald Eyes.”</w:t>
+      </w:r>
+    </w:p>
+    <w:p>
+      <w:r>
+        <w:t>I felt another wave of embarrassment and looked toward Art for help.</w:t>
+      </w:r>
+    </w:p>
+    <w:p>
+      <w:r>
+        <w:t>“That was us,” he said calmly. “No need to worry. We merely wanted to see how… um… the highland traders would react to that kind of inquiry.”</w:t>
+      </w:r>
+    </w:p>
+    <w:p>
+      <w:r>
+        <w:t>“It’s remarkable how quickly word reached you.”</w:t>
+      </w:r>
+    </w:p>
+    <w:p>
+      <w:r>
+        <w:t>“It could hardly be otherwise,” Meyron replied smugly.</w:t>
+      </w:r>
+    </w:p>
+    <w:p>
+      <w:r>
+        <w:t>Art’s remark had clearly pleased him.</w:t>
+      </w:r>
+    </w:p>
+    <w:p>
+      <w:r>
+        <w:t>Then Art turned to Augusto.</w:t>
+      </w:r>
+    </w:p>
+    <w:p>
+      <w:r>
+        <w:t>“Has there been any similar activity involving agrav?” he asked. “Any cases of unauthorized extraction?”</w:t>
+      </w:r>
+    </w:p>
+    <w:p>
+      <w:r>
+        <w:t>The expression Augusto gave him was answer enough.</w:t>
+      </w:r>
+    </w:p>
+    <w:p>
+      <w:r>
+        <w:t>The AMO agent sighed.</w:t>
+      </w:r>
+    </w:p>
+    <w:p>
+      <w:r>
         <w:lastRenderedPageBreak/>
-        <w:t>The thought helped restore my composure.</w:t>
-      </w:r>
-    </w:p>
-    <w:p>
-      <w:r>
-        <w:t>I took a deep breath and looked around.</w:t>
-      </w:r>
-    </w:p>
-    <w:p>
-      <w:r>
-        <w:t>Meanwhile, Augusto was asking Meyron another question.</w:t>
-      </w:r>
-    </w:p>
-    <w:p>
-      <w:r>
-        <w:t>“Could it be someone local? Your prince, for example? Or one of his neighbors?”</w:t>
-      </w:r>
-    </w:p>
-    <w:p>
-      <w:r>
-        <w:t>“I would know,” Meyron replied without hesitation. “If Ungert had decided to undertake something like that, he would certainly have told me. Either to boast about it or to ask my advice.”</w:t>
-      </w:r>
-    </w:p>
-    <w:p>
-      <w:r>
-        <w:t>“And if one of his neighbors were responsible, his people would have reported it to him—and again, he would have come to me.”</w:t>
-      </w:r>
-    </w:p>
-    <w:p>
-      <w:r>
-        <w:t>I remembered Augusto mentioning the close friendship between Meyron and the prince who ruled these lands.</w:t>
-      </w:r>
-    </w:p>
-    <w:p>
-      <w:r>
-        <w:t>Apparently, that had been no exaggeration.</w:t>
-      </w:r>
-    </w:p>
-    <w:p>
-      <w:r>
-        <w:t>I heard light footsteps behind me again, and a cup of tea appeared on a saucer on my side table.</w:t>
-      </w:r>
-    </w:p>
-    <w:p>
-      <w:r>
-        <w:t>I picked it up and took a sip.</w:t>
-      </w:r>
-    </w:p>
-    <w:p>
-      <w:r>
-        <w:t>It was exactly the way I wanted it—just the right temperature, with exactly the right amount of milk and sugar.</w:t>
-      </w:r>
-    </w:p>
-    <w:p>
-      <w:r>
-        <w:t>I turned and gave the serving girl a grateful nod.</w:t>
-      </w:r>
-    </w:p>
-    <w:p>
-      <w:r>
-        <w:t>She smiled, bowed, and withdrew.</w:t>
-      </w:r>
-    </w:p>
-    <w:p>
-      <w:r>
-        <w:t>“And there’s something else,” Meyron continued thoughtfully. “The interest isn’t limited to gemstones. There has also been interest in magical artifacts.”</w:t>
-      </w:r>
-    </w:p>
-    <w:p>
-      <w:r>
-        <w:t>“As recently as yesterday, someone was asking about the Emerald Eyes.”</w:t>
-      </w:r>
-    </w:p>
-    <w:p>
-      <w:r>
-        <w:t>I felt another wave of embarrassment and looked toward Art for help.</w:t>
-      </w:r>
-    </w:p>
-    <w:p>
-      <w:r>
-        <w:t>“That was us,” he said calmly. “No need to worry. We merely wanted to see how… um… the highland traders would react to that kind of inquiry.”</w:t>
-      </w:r>
-    </w:p>
-    <w:p>
-      <w:r>
-        <w:t>“It’s remarkable how quickly word reached you.”</w:t>
-      </w:r>
-    </w:p>
-    <w:p>
-      <w:r>
-        <w:t>“It could hardly be otherwise,” Meyron replied smugly.</w:t>
-      </w:r>
-    </w:p>
-    <w:p>
-      <w:r>
-        <w:t>Art’s remark had clearly pleased him.</w:t>
-      </w:r>
-    </w:p>
-    <w:p>
-      <w:r>
-        <w:t>Then Art turned to Augusto.</w:t>
-      </w:r>
-    </w:p>
-    <w:p>
-      <w:r>
-        <w:t>“Has there been any similar activity involving agrav?” he asked. “Any cases of unauthorized extraction?”</w:t>
-      </w:r>
-    </w:p>
-    <w:p>
-      <w:r>
-        <w:t>The expression Augusto gave him was answer enough.</w:t>
-      </w:r>
-    </w:p>
-    <w:p>
-      <w:r>
-        <w:t>The AMO agent sighed.</w:t>
-      </w:r>
-    </w:p>
-    <w:p>
-      <w:r>
         <w:t>“Yes. You hit the nail on the head there, kid.”</w:t>
       </w:r>
     </w:p>
@@ -591,7 +612,6 @@
     </w:p>
     <w:p>
       <w:r>
-        <w:lastRenderedPageBreak/>
         <w:t>“Meyron, is that everything you wanted to tell us?”</w:t>
       </w:r>
     </w:p>
@@ -722,6 +742,7 @@
     </w:p>
     <w:p>
       <w:r>
+        <w:lastRenderedPageBreak/>
         <w:t>The warlock looked disappointed.</w:t>
       </w:r>
     </w:p>
@@ -747,7 +768,6 @@
     </w:p>
     <w:p>
       <w:r>
-        <w:lastRenderedPageBreak/>
         <w:t>Sana inclined her head with a serious, almost ceremonial dignity.</w:t>
       </w:r>
     </w:p>
